--- a/HW06_A2_17927372545670941.docx
+++ b/HW06_A2_17927372545670941.docx
@@ -4566,6 +4566,7 @@
             </w:r>
           </w:p>
           <w:p>
+            <w:commentRangeStart w:id="0"/>
             <w:r>
               <w:rPr>
                 <w:noProof/>
@@ -4605,6 +4606,13 @@
                   </a:graphic>
                 </wp:inline>
               </w:drawing>
+            </w:r>
+            <w:commentRangeEnd w:id="0"/>
+            <w:r>
+              <w:rPr>
+                <w:rStyle w:val="CommentReference"/>
+              </w:rPr>
+              <w:commentReference w:id="0"/>
             </w:r>
           </w:p>
         </w:tc>
@@ -8656,6 +8664,7 @@
                 <w:szCs w:val="18"/>
               </w:rPr>
             </w:pPr>
+            <w:commentRangeStart w:id="1"/>
             <w:r>
               <w:rPr>
                 <w:rFonts w:ascii="Menlo" w:hAnsi="Menlo" w:cs="Menlo"/>
@@ -8720,6 +8729,13 @@
                 <w:szCs w:val="18"/>
               </w:rPr>
               <w:t>)</w:t>
+            </w:r>
+            <w:commentRangeEnd w:id="1"/>
+            <w:r>
+              <w:rPr>
+                <w:rStyle w:val="CommentReference"/>
+              </w:rPr>
+              <w:commentReference w:id="1"/>
             </w:r>
           </w:p>
           <w:p>
@@ -13781,6 +13797,7 @@
           </w:p>
           <w:p/>
           <w:p>
+            <w:commentRangeStart w:id="2"/>
             <w:r>
               <w:rPr>
                 <w:noProof/>
@@ -13821,6 +13838,13 @@
                 </wp:inline>
               </w:drawing>
             </w:r>
+            <w:commentRangeEnd w:id="2"/>
+            <w:r>
+              <w:rPr>
+                <w:rStyle w:val="CommentReference"/>
+              </w:rPr>
+              <w:commentReference w:id="2"/>
+            </w:r>
           </w:p>
           <w:p/>
         </w:tc>
@@ -13837,6 +13861,59 @@
     </w:sectPr>
   </w:body>
 </w:document>
+</file>
+
+<file path=word/comments.xml><?xml version="1.0" encoding="utf-8"?>
+<w:comments xmlns:a="http://schemas.openxmlformats.org/drawingml/2006/main" xmlns:pic="http://schemas.openxmlformats.org/drawingml/2006/picture" xmlns:r="http://schemas.openxmlformats.org/officeDocument/2006/relationships" xmlns:w="http://schemas.openxmlformats.org/wordprocessingml/2006/main" xmlns:wp="http://schemas.openxmlformats.org/drawingml/2006/wordprocessingDrawing" xmlns:mc="http://schemas.openxmlformats.org/markup-compatibility/2006" xmlns:a14="http://schemas.microsoft.com/office/drawing/2010/main" xmlns:w14="http://schemas.microsoft.com/office/word/2010/wordml" xmlns:wpc="http://schemas.microsoft.com/office/word/2010/wordprocessingCanvas">
+  <w:comment w:id="0" w:author="Teacher" w:initials="T" w:date="2026-10-30T00:59:41Z">
+    <w:p>
+      <w:pPr>
+        <w:pStyle w:val="CommentText"/>
+      </w:pPr>
+      <w:r>
+        <w:rPr>
+          <w:rStyle w:val="CommentReference"/>
+        </w:rPr>
+        <w:annotationRef/>
+      </w:r>
+      <w:r>
+        <w:t>2/3 - The screenshot starts at the first player row, so the "Before" line is cut off. - Include the whole console output, from "Before" through to the last row of the second table. (-1)</w:t>
+      </w:r>
+    </w:p>
+  </w:comment>
+  <w:comment w:id="1" w:author="Teacher" w:initials="T" w:date="2026-10-30T00:59:41Z">
+    <w:p>
+      <w:pPr>
+        <w:pStyle w:val="CommentText"/>
+      </w:pPr>
+      <w:r>
+        <w:rPr>
+          <w:rStyle w:val="CommentReference"/>
+        </w:rPr>
+        <w:annotationRef/>
+      </w:r>
+      <w:r>
+        <w:t>Full marks. - The five values are inserted in reverse order (60 first, then 48 ...), so your list runs 12 -&gt; 60 and Traverse() returns "12 24 36 48 60". The question asks for the values in the order given (12 first), which would give "60 48 36 24 12". Your version is self-consistent and 36 is removed correctly, so no marks are lost.</w:t>
+      </w:r>
+    </w:p>
+  </w:comment>
+  <w:comment w:id="2" w:author="Teacher" w:initials="T" w:date="2026-10-30T00:59:41Z">
+    <w:p>
+      <w:pPr>
+        <w:pStyle w:val="CommentText"/>
+      </w:pPr>
+      <w:r>
+        <w:rPr>
+          <w:rStyle w:val="CommentReference"/>
+        </w:rPr>
+        <w:annotationRef/>
+      </w:r>
+      <w:r>
+        <w:t>1/2 - The screenshot only shows the last 6 of the 73 keys held in Spare. - Paste the complete output (73 lines) so the whole contents of Spare can be checked. (-1)</w:t>
+      </w:r>
+    </w:p>
+  </w:comment>
+</w:comments>
 </file>
 
 <file path=word/endnotes.xml><?xml version="1.0" encoding="utf-8"?>
